--- a/3.docx
+++ b/3.docx
@@ -17425,6 +17425,74 @@
         <w:rPr>
           <w:rFonts w:ascii="Aptos" w:hAnsi="Aptos"/>
         </w:rPr>
+        <w:drawing>
+          <wp:anchor distT="0" distB="0" distL="114300" distR="114300" simplePos="0" relativeHeight="251660288" behindDoc="1" locked="0" layoutInCell="1" allowOverlap="1" wp14:anchorId="5D93AC83" wp14:editId="1F219670">
+            <wp:simplePos x="0" y="0"/>
+            <wp:positionH relativeFrom="margin">
+              <wp:align>center</wp:align>
+            </wp:positionH>
+            <wp:positionV relativeFrom="paragraph">
+              <wp:posOffset>369570</wp:posOffset>
+            </wp:positionV>
+            <wp:extent cx="6573795" cy="3619500"/>
+            <wp:effectExtent l="0" t="0" r="0" b="0"/>
+            <wp:wrapTight wrapText="bothSides">
+              <wp:wrapPolygon edited="0">
+                <wp:start x="0" y="0"/>
+                <wp:lineTo x="0" y="21486"/>
+                <wp:lineTo x="21533" y="21486"/>
+                <wp:lineTo x="21533" y="0"/>
+                <wp:lineTo x="0" y="0"/>
+              </wp:wrapPolygon>
+            </wp:wrapTight>
+            <wp:docPr id="1569098909" name="Image 1"/>
+            <wp:cNvGraphicFramePr>
+              <a:graphicFrameLocks xmlns:a="http://schemas.openxmlformats.org/drawingml/2006/main" noChangeAspect="1"/>
+            </wp:cNvGraphicFramePr>
+            <a:graphic xmlns:a="http://schemas.openxmlformats.org/drawingml/2006/main">
+              <a:graphicData uri="http://schemas.openxmlformats.org/drawingml/2006/picture">
+                <pic:pic xmlns:pic="http://schemas.openxmlformats.org/drawingml/2006/picture">
+                  <pic:nvPicPr>
+                    <pic:cNvPr id="1569098909" name=""/>
+                    <pic:cNvPicPr/>
+                  </pic:nvPicPr>
+                  <pic:blipFill>
+                    <a:blip r:embed="rId10">
+                      <a:extLst>
+                        <a:ext uri="{28A0092B-C50C-407E-A947-70E740481C1C}">
+                          <a14:useLocalDpi xmlns:a14="http://schemas.microsoft.com/office/drawing/2010/main" val="0"/>
+                        </a:ext>
+                      </a:extLst>
+                    </a:blip>
+                    <a:stretch>
+                      <a:fillRect/>
+                    </a:stretch>
+                  </pic:blipFill>
+                  <pic:spPr>
+                    <a:xfrm>
+                      <a:off x="0" y="0"/>
+                      <a:ext cx="6573795" cy="3619500"/>
+                    </a:xfrm>
+                    <a:prstGeom prst="rect">
+                      <a:avLst/>
+                    </a:prstGeom>
+                  </pic:spPr>
+                </pic:pic>
+              </a:graphicData>
+            </a:graphic>
+            <wp14:sizeRelH relativeFrom="page">
+              <wp14:pctWidth>0</wp14:pctWidth>
+            </wp14:sizeRelH>
+            <wp14:sizeRelV relativeFrom="page">
+              <wp14:pctHeight>0</wp14:pctHeight>
+            </wp14:sizeRelV>
+          </wp:anchor>
+        </w:drawing>
+      </w:r>
+      <w:r>
+        <w:rPr>
+          <w:rFonts w:ascii="Aptos" w:hAnsi="Aptos"/>
+        </w:rPr>
         <w:t>Le cycle de vie principal d’un dossier peut être représenté de la manière suivante :</w:t>
       </w:r>
     </w:p>
@@ -17437,346 +17505,21 @@
       <w:r>
         <w:rPr>
           <w:rFonts w:ascii="Aptos" w:hAnsi="Aptos"/>
-          <w:b/>
-          <w:bCs/>
-        </w:rPr>
-        <w:t>Utilisateur crée un brouillon → Utilisateur soumet le dossier → Administrateur prend en charge → Administrateur traite le dossier</w:t>
-      </w:r>
-    </w:p>
-    <w:p>
-      <w:pPr>
-        <w:rPr>
-          <w:rFonts w:ascii="Aptos" w:hAnsi="Aptos"/>
-        </w:rPr>
-      </w:pPr>
-      <w:r>
-        <w:rPr>
-          <w:rFonts w:ascii="Aptos" w:hAnsi="Aptos"/>
-        </w:rPr>
-        <w:t>À partir de cette étape :</w:t>
-      </w:r>
-    </w:p>
-    <w:p>
-      <w:pPr>
-        <w:numPr>
-          <w:ilvl w:val="0"/>
-          <w:numId w:val="52"/>
-        </w:numPr>
-        <w:rPr>
-          <w:rFonts w:ascii="Aptos" w:hAnsi="Aptos"/>
-        </w:rPr>
-      </w:pPr>
-      <w:r>
-        <w:rPr>
-          <w:rFonts w:ascii="Aptos" w:hAnsi="Aptos"/>
-          <w:b/>
-          <w:bCs/>
-        </w:rPr>
-        <w:t>Dossier refusé</w:t>
-      </w:r>
-      <w:r>
-        <w:rPr>
-          <w:rFonts w:ascii="Aptos" w:hAnsi="Aptos"/>
-        </w:rPr>
-        <w:t xml:space="preserve"> → l’utilisateur corrige les éléments demandés → il soumet à nouveau le dossier → le dossier est de nouveau pris en charge par un administrateur ;</w:t>
-      </w:r>
-    </w:p>
-    <w:p>
-      <w:pPr>
-        <w:numPr>
-          <w:ilvl w:val="0"/>
-          <w:numId w:val="52"/>
-        </w:numPr>
-        <w:rPr>
-          <w:rFonts w:ascii="Aptos" w:hAnsi="Aptos"/>
-        </w:rPr>
-      </w:pPr>
-      <w:r>
-        <w:rPr>
-          <w:rFonts w:ascii="Aptos" w:hAnsi="Aptos"/>
-          <w:b/>
-          <w:bCs/>
-        </w:rPr>
-        <w:t>Dossier validé</w:t>
-      </w:r>
-      <w:r>
-        <w:rPr>
-          <w:rFonts w:ascii="Aptos" w:hAnsi="Aptos"/>
-        </w:rPr>
-        <w:t xml:space="preserve"> → l’utilisateur peut effectuer le paiement lorsque celui-ci est requis.</w:t>
-      </w:r>
-    </w:p>
-    <w:p>
-      <w:pPr>
-        <w:rPr>
-          <w:rFonts w:ascii="Aptos" w:hAnsi="Aptos"/>
-        </w:rPr>
-      </w:pPr>
-      <w:r>
-        <w:rPr>
-          <w:rFonts w:ascii="Aptos" w:hAnsi="Aptos"/>
-        </w:rPr>
-        <w:t xml:space="preserve">Selon son évolution, un dossier peut également être </w:t>
-      </w:r>
-      <w:r>
-        <w:rPr>
-          <w:rFonts w:ascii="Aptos" w:hAnsi="Aptos"/>
-          <w:b/>
-          <w:bCs/>
-        </w:rPr>
-        <w:t>annulé</w:t>
-      </w:r>
-      <w:r>
-        <w:rPr>
-          <w:rFonts w:ascii="Aptos" w:hAnsi="Aptos"/>
-        </w:rPr>
-        <w:t xml:space="preserve"> par l’utilisateur ou un administrateur, puis éventuellement </w:t>
-      </w:r>
-      <w:r>
-        <w:rPr>
-          <w:rFonts w:ascii="Aptos" w:hAnsi="Aptos"/>
-          <w:b/>
-          <w:bCs/>
-        </w:rPr>
-        <w:t>restauré</w:t>
-      </w:r>
-      <w:r>
-        <w:rPr>
-          <w:rFonts w:ascii="Aptos" w:hAnsi="Aptos"/>
-        </w:rPr>
-        <w:t xml:space="preserve"> par un administrateur lorsque les conditions le permettent.</w:t>
-      </w:r>
-    </w:p>
-    <w:p>
-      <w:pPr>
-        <w:rPr>
-          <w:rFonts w:ascii="Aptos" w:hAnsi="Aptos"/>
-        </w:rPr>
-      </w:pPr>
-      <w:r>
-        <w:rPr>
-          <w:rFonts w:ascii="Aptos" w:hAnsi="Aptos"/>
-        </w:rPr>
-        <w:t xml:space="preserve">Les dossiers concernés peuvent également être </w:t>
-      </w:r>
-      <w:r>
-        <w:rPr>
-          <w:rFonts w:ascii="Aptos" w:hAnsi="Aptos"/>
-          <w:b/>
-          <w:bCs/>
-        </w:rPr>
-        <w:t>archivés</w:t>
-      </w:r>
-      <w:r>
-        <w:rPr>
-          <w:rFonts w:ascii="Aptos" w:hAnsi="Aptos"/>
         </w:rPr>
         <w:t xml:space="preserve"> </w:t>
       </w:r>
-      <w:proofErr w:type="gramStart"/>
-      <w:r>
-        <w:rPr>
-          <w:rFonts w:ascii="Aptos" w:hAnsi="Aptos"/>
-        </w:rPr>
-        <w:t>ou</w:t>
-      </w:r>
-      <w:proofErr w:type="gramEnd"/>
-      <w:r>
-        <w:rPr>
-          <w:rFonts w:ascii="Aptos" w:hAnsi="Aptos"/>
-        </w:rPr>
-        <w:t xml:space="preserve"> faire l’objet d’une </w:t>
-      </w:r>
-      <w:r>
-        <w:rPr>
-          <w:rFonts w:ascii="Aptos" w:hAnsi="Aptos"/>
-          <w:b/>
-          <w:bCs/>
-        </w:rPr>
-        <w:t>suppression logique</w:t>
-      </w:r>
-      <w:r>
-        <w:rPr>
-          <w:rFonts w:ascii="Aptos" w:hAnsi="Aptos"/>
-        </w:rPr>
-        <w:t xml:space="preserve"> dans le cadre de leur gestion administrative.</w:t>
-      </w:r>
-    </w:p>
-    <w:p>
-      <w:pPr>
-        <w:rPr>
-          <w:rFonts w:ascii="Aptos" w:hAnsi="Aptos"/>
-        </w:rPr>
-      </w:pPr>
-      <w:r>
-        <w:rPr>
-          <w:rFonts w:ascii="Aptos" w:hAnsi="Aptos"/>
-        </w:rPr>
-        <w:t>L’ensemble de ces mécanismes permet à l’utilisateur de suivre sa demande tout au long de son traitement et aux administrateurs d’en assurer la gestion, la traçabilité et la conservation.</w:t>
-      </w:r>
-    </w:p>
-    <w:p>
-      <w:pPr>
-        <w:rPr>
-          <w:rFonts w:ascii="Aptos" w:hAnsi="Aptos"/>
-        </w:rPr>
-      </w:pPr>
-    </w:p>
-    <w:p>
-      <w:pPr>
-        <w:rPr>
-          <w:rFonts w:ascii="Aptos" w:hAnsi="Aptos"/>
-        </w:rPr>
-      </w:pPr>
-    </w:p>
-    <w:p>
-      <w:pPr>
-        <w:rPr>
-          <w:rFonts w:ascii="Aptos" w:hAnsi="Aptos"/>
-        </w:rPr>
-      </w:pPr>
-    </w:p>
-    <w:p>
-      <w:pPr>
-        <w:rPr>
-          <w:rFonts w:ascii="Aptos" w:hAnsi="Aptos"/>
-        </w:rPr>
-      </w:pPr>
-    </w:p>
-    <w:p>
-      <w:pPr>
-        <w:rPr>
-          <w:rFonts w:ascii="Aptos" w:hAnsi="Aptos"/>
-        </w:rPr>
-      </w:pPr>
-    </w:p>
-    <w:p>
-      <w:pPr>
-        <w:rPr>
-          <w:rFonts w:ascii="Aptos" w:hAnsi="Aptos"/>
-        </w:rPr>
-      </w:pPr>
-    </w:p>
-    <w:p>
-      <w:pPr>
-        <w:rPr>
-          <w:rFonts w:ascii="Aptos" w:hAnsi="Aptos"/>
-        </w:rPr>
-      </w:pPr>
-    </w:p>
-    <w:p>
-      <w:pPr>
-        <w:rPr>
-          <w:rFonts w:ascii="Aptos" w:hAnsi="Aptos"/>
-        </w:rPr>
-      </w:pPr>
-    </w:p>
-    <w:p>
-      <w:pPr>
-        <w:rPr>
-          <w:rFonts w:ascii="Aptos" w:hAnsi="Aptos"/>
-        </w:rPr>
-      </w:pPr>
-    </w:p>
-    <w:p>
-      <w:pPr>
-        <w:rPr>
-          <w:rFonts w:ascii="Aptos" w:hAnsi="Aptos"/>
-        </w:rPr>
-      </w:pPr>
-    </w:p>
-    <w:p>
-      <w:pPr>
-        <w:rPr>
-          <w:rFonts w:ascii="Aptos" w:hAnsi="Aptos"/>
-        </w:rPr>
-      </w:pPr>
-    </w:p>
-    <w:p>
-      <w:pPr>
-        <w:rPr>
-          <w:rFonts w:ascii="Aptos" w:hAnsi="Aptos"/>
-        </w:rPr>
-      </w:pPr>
-    </w:p>
-    <w:p>
-      <w:pPr>
-        <w:rPr>
-          <w:rFonts w:ascii="Aptos" w:hAnsi="Aptos"/>
-        </w:rPr>
-      </w:pPr>
-    </w:p>
-    <w:p>
-      <w:pPr>
-        <w:rPr>
-          <w:rFonts w:ascii="Aptos" w:hAnsi="Aptos"/>
-        </w:rPr>
-      </w:pPr>
-    </w:p>
-    <w:p>
-      <w:pPr>
-        <w:rPr>
-          <w:rFonts w:ascii="Aptos" w:hAnsi="Aptos"/>
-        </w:rPr>
-      </w:pPr>
-    </w:p>
-    <w:p>
-      <w:pPr>
-        <w:rPr>
-          <w:rFonts w:ascii="Aptos" w:hAnsi="Aptos"/>
-        </w:rPr>
-      </w:pPr>
-    </w:p>
-    <w:p>
-      <w:pPr>
-        <w:rPr>
-          <w:rFonts w:ascii="Aptos" w:hAnsi="Aptos"/>
-        </w:rPr>
-      </w:pPr>
-    </w:p>
-    <w:p>
-      <w:pPr>
-        <w:rPr>
-          <w:rFonts w:ascii="Aptos" w:hAnsi="Aptos"/>
-        </w:rPr>
-      </w:pPr>
-    </w:p>
-    <w:p>
-      <w:pPr>
-        <w:rPr>
-          <w:rFonts w:ascii="Aptos" w:hAnsi="Aptos"/>
-        </w:rPr>
-      </w:pPr>
-    </w:p>
-    <w:p>
-      <w:pPr>
-        <w:rPr>
-          <w:rFonts w:ascii="Aptos" w:hAnsi="Aptos"/>
-        </w:rPr>
-      </w:pPr>
-    </w:p>
-    <w:p>
-      <w:pPr>
-        <w:rPr>
-          <w:rFonts w:ascii="Aptos" w:hAnsi="Aptos"/>
-        </w:rPr>
-      </w:pPr>
-    </w:p>
-    <w:p>
-      <w:pPr>
-        <w:rPr>
-          <w:rFonts w:ascii="Aptos" w:hAnsi="Aptos"/>
-        </w:rPr>
-      </w:pPr>
-    </w:p>
-    <w:p>
-      <w:pPr>
-        <w:spacing w:before="1900" w:after="100"/>
-        <w:rPr>
-          <w:rFonts w:ascii="Aptos Display" w:eastAsia="Aptos Display" w:hAnsi="Aptos Display"/>
-          <w:b/>
-          <w:color w:val="D6E1F2"/>
-          <w:sz w:val="96"/>
+    </w:p>
+    <w:p>
+      <w:pPr>
+        <w:rPr>
+          <w:rFonts w:ascii="Aptos" w:hAnsi="Aptos"/>
+        </w:rPr>
+      </w:pPr>
+    </w:p>
+    <w:p>
+      <w:pPr>
+        <w:rPr>
+          <w:rFonts w:ascii="Aptos" w:hAnsi="Aptos"/>
         </w:rPr>
       </w:pPr>
     </w:p>
@@ -19542,7 +19285,7 @@
                     <pic:cNvPicPr/>
                   </pic:nvPicPr>
                   <pic:blipFill>
-                    <a:blip r:embed="rId10">
+                    <a:blip r:embed="rId11">
                       <a:extLst>
                         <a:ext uri="{28A0092B-C50C-407E-A947-70E740481C1C}">
                           <a14:useLocalDpi xmlns:a14="http://schemas.microsoft.com/office/drawing/2010/main" val="0"/>
@@ -23169,6 +22912,7 @@
       <w:r>
         <w:rPr>
           <w:rFonts w:ascii="Aptos" w:hAnsi="Aptos"/>
+          <w:noProof/>
         </w:rPr>
         <w:drawing>
           <wp:inline distT="0" distB="0" distL="0" distR="0" wp14:anchorId="62EA7C47" wp14:editId="67738982">
@@ -23186,7 +22930,7 @@
                     <pic:cNvPicPr/>
                   </pic:nvPicPr>
                   <pic:blipFill>
-                    <a:blip r:embed="rId11"/>
+                    <a:blip r:embed="rId12"/>
                     <a:stretch>
                       <a:fillRect/>
                     </a:stretch>
@@ -23229,6 +22973,7 @@
       <w:r>
         <w:rPr>
           <w:rFonts w:ascii="Aptos" w:hAnsi="Aptos"/>
+          <w:noProof/>
         </w:rPr>
         <w:drawing>
           <wp:inline distT="0" distB="0" distL="0" distR="0" wp14:anchorId="488C2188" wp14:editId="621CA792">
@@ -23246,7 +22991,7 @@
                     <pic:cNvPicPr/>
                   </pic:nvPicPr>
                   <pic:blipFill>
-                    <a:blip r:embed="rId12"/>
+                    <a:blip r:embed="rId13"/>
                     <a:stretch>
                       <a:fillRect/>
                     </a:stretch>
@@ -31485,8 +31230,8 @@
       </w:r>
     </w:p>
     <w:sectPr>
-      <w:headerReference w:type="default" r:id="rId13"/>
-      <w:footerReference w:type="default" r:id="rId14"/>
+      <w:headerReference w:type="default" r:id="rId14"/>
+      <w:footerReference w:type="default" r:id="rId15"/>
       <w:pgSz w:w="11906" w:h="16838"/>
       <w:pgMar w:top="1417" w:right="1417" w:bottom="1417" w:left="1417" w:header="708" w:footer="708" w:gutter="0"/>
       <w:cols w:space="708"/>
@@ -44253,7 +43998,6 @@
   <w:style w:type="character" w:default="1" w:styleId="Policepardfaut">
     <w:name w:val="Default Paragraph Font"/>
     <w:uiPriority w:val="1"/>
-    <w:semiHidden/>
     <w:unhideWhenUsed/>
   </w:style>
   <w:style w:type="table" w:default="1" w:styleId="TableauNormal">
@@ -44950,8 +44694,10 @@
     <w:rsid w:val="0004367C"/>
     <w:rsid w:val="00183A7D"/>
     <w:rsid w:val="00495165"/>
+    <w:rsid w:val="004C20A6"/>
     <w:rsid w:val="008C6312"/>
     <w:rsid w:val="009272CA"/>
+    <w:rsid w:val="00AA2132"/>
     <w:rsid w:val="00AF7533"/>
   </w:rsids>
   <m:mathPr>
